--- a/Sindhi Muslim/Leave Forms/Leave Form.docx
+++ b/Sindhi Muslim/Leave Forms/Leave Form.docx
@@ -1,79 +1,190 @@
 
 <file path=word/document.xml><?xml version="1.0" encoding="utf-8"?>
-<w:document xmlns:wpc="http://schemas.microsoft.com/office/word/2010/wordprocessingCanvas" xmlns:mc="http://schemas.openxmlformats.org/markup-compatibility/2006" xmlns:o="urn:schemas-microsoft-com:office:office" xmlns:r="http://schemas.openxmlformats.org/officeDocument/2006/relationships" xmlns:m="http://schemas.openxmlformats.org/officeDocument/2006/math" xmlns:v="urn:schemas-microsoft-com:vml" xmlns:wp14="http://schemas.microsoft.com/office/word/2010/wordprocessingDrawing" xmlns:wp="http://schemas.openxmlformats.org/drawingml/2006/wordprocessingDrawing" xmlns:w10="urn:schemas-microsoft-com:office:word" xmlns:w="http://schemas.openxmlformats.org/wordprocessingml/2006/main" xmlns:w14="http://schemas.microsoft.com/office/word/2010/wordml" xmlns:w15="http://schemas.microsoft.com/office/word/2012/wordml" xmlns:wpg="http://schemas.microsoft.com/office/word/2010/wordprocessingGroup" xmlns:wpi="http://schemas.microsoft.com/office/word/2010/wordprocessingInk" xmlns:wne="http://schemas.microsoft.com/office/word/2006/wordml" xmlns:wps="http://schemas.microsoft.com/office/word/2010/wordprocessingShape" mc:Ignorable="w14 w15 wp14">
+<w:document xmlns:wpc="http://schemas.microsoft.com/office/word/2010/wordprocessingCanvas" xmlns:cx="http://schemas.microsoft.com/office/drawing/2014/chartex" xmlns:cx1="http://schemas.microsoft.com/office/drawing/2015/9/8/chartex" xmlns:cx2="http://schemas.microsoft.com/office/drawing/2015/10/21/chartex" xmlns:cx3="http://schemas.microsoft.com/office/drawing/2016/5/9/chartex" xmlns:cx4="http://schemas.microsoft.com/office/drawing/2016/5/10/chartex" xmlns:cx5="http://schemas.microsoft.com/office/drawing/2016/5/11/chartex" xmlns:cx6="http://schemas.microsoft.com/office/drawing/2016/5/12/chartex" xmlns:cx7="http://schemas.microsoft.com/office/drawing/2016/5/13/chartex" xmlns:cx8="http://schemas.microsoft.com/office/drawing/2016/5/14/chartex" xmlns:mc="http://schemas.openxmlformats.org/markup-compatibility/2006" xmlns:aink="http://schemas.microsoft.com/office/drawing/2016/ink" xmlns:am3d="http://schemas.microsoft.com/office/drawing/2017/model3d" xmlns:o="urn:schemas-microsoft-com:office:office" xmlns:oel="http://schemas.microsoft.com/office/2019/extlst" xmlns:r="http://schemas.openxmlformats.org/officeDocument/2006/relationships" xmlns:m="http://schemas.openxmlformats.org/officeDocument/2006/math" xmlns:v="urn:schemas-microsoft-com:vml" xmlns:wp14="http://schemas.microsoft.com/office/word/2010/wordprocessingDrawing" xmlns:wp="http://schemas.openxmlformats.org/drawingml/2006/wordprocessingDrawing" xmlns:w10="urn:schemas-microsoft-com:office:word" xmlns:w="http://schemas.openxmlformats.org/wordprocessingml/2006/main" xmlns:w14="http://schemas.microsoft.com/office/word/2010/wordml" xmlns:w15="http://schemas.microsoft.com/office/word/2012/wordml" xmlns:w16cex="http://schemas.microsoft.com/office/word/2018/wordml/cex" xmlns:w16cid="http://schemas.microsoft.com/office/word/2016/wordml/cid" xmlns:w16="http://schemas.microsoft.com/office/word/2018/wordml" xmlns:w16du="http://schemas.microsoft.com/office/word/2023/wordml/word16du" xmlns:w16sdtdh="http://schemas.microsoft.com/office/word/2020/wordml/sdtdatahash" xmlns:w16sdtfl="http://schemas.microsoft.com/office/word/2024/wordml/sdtformatlock" xmlns:w16se="http://schemas.microsoft.com/office/word/2015/wordml/symex" xmlns:wpg="http://schemas.microsoft.com/office/word/2010/wordprocessingGroup" xmlns:wpi="http://schemas.microsoft.com/office/word/2010/wordprocessingInk" xmlns:wne="http://schemas.microsoft.com/office/word/2006/wordml" xmlns:wps="http://schemas.microsoft.com/office/word/2010/wordprocessingShape" mc:Ignorable="w14 w15 w16se w16cid w16 w16cex w16sdtdh w16sdtfl w16du wp14">
   <w:body>
-    <w:p>
-      <w:pPr>
-        <w:rPr>
-          <w:b/>
-          <w:sz w:val="36"/>
-          <w:szCs w:val="40"/>
-        </w:rPr>
-      </w:pPr>
-      <w:r>
-        <w:rPr>
-          <w:b/>
-          <w:sz w:val="40"/>
-        </w:rPr>
-        <w:t xml:space="preserve">           </w:t>
-      </w:r>
-      <w:r>
-        <w:rPr>
-          <w:b/>
-          <w:sz w:val="36"/>
-          <w:szCs w:val="40"/>
-        </w:rPr>
-        <w:t xml:space="preserve">                             LEAVE FORM</w:t>
-      </w:r>
-    </w:p>
-    <w:p>
-      <w:pPr>
-        <w:rPr>
-          <w:b/>
-          <w:sz w:val="36"/>
-          <w:szCs w:val="40"/>
-        </w:rPr>
-      </w:pPr>
-      <w:r>
-        <w:rPr>
-          <w:b/>
-          <w:sz w:val="36"/>
-          <w:szCs w:val="40"/>
-        </w:rPr>
-        <w:t xml:space="preserve">                                         GOVERNMENT HIGH SCHOOL (SJCHS)</w:t>
-      </w:r>
-    </w:p>
+    <w:tbl>
+      <w:tblPr>
+        <w:tblStyle w:val="TableGrid"/>
+        <w:tblW w:w="10530" w:type="dxa"/>
+        <w:tblBorders>
+          <w:top w:val="none" w:sz="0" w:space="0" w:color="auto"/>
+          <w:left w:val="none" w:sz="0" w:space="0" w:color="auto"/>
+          <w:bottom w:val="double" w:sz="12" w:space="0" w:color="auto"/>
+          <w:right w:val="none" w:sz="0" w:space="0" w:color="auto"/>
+          <w:insideH w:val="none" w:sz="0" w:space="0" w:color="auto"/>
+          <w:insideV w:val="none" w:sz="0" w:space="0" w:color="auto"/>
+        </w:tblBorders>
+        <w:tblLook w:val="04A0" w:firstRow="1" w:lastRow="0" w:firstColumn="1" w:lastColumn="0" w:noHBand="0" w:noVBand="1"/>
+      </w:tblPr>
+      <w:tblGrid>
+        <w:gridCol w:w="10530"/>
+      </w:tblGrid>
+      <w:tr>
+        <w:tc>
+          <w:tcPr>
+            <w:tcW w:w="10530" w:type="dxa"/>
+            <w:vAlign w:val="center"/>
+          </w:tcPr>
+          <w:p>
+            <w:pPr>
+              <w:jc w:val="center"/>
+              <w:rPr>
+                <w:rFonts w:asciiTheme="majorBidi" w:hAnsiTheme="majorBidi" w:cstheme="majorBidi"/>
+                <w:b/>
+                <w:bCs/>
+                <w:sz w:val="28"/>
+                <w:szCs w:val="28"/>
+              </w:rPr>
+            </w:pPr>
+            <w:r>
+              <w:rPr>
+                <w:rFonts w:asciiTheme="majorBidi" w:hAnsiTheme="majorBidi" w:cstheme="majorBidi"/>
+                <w:b/>
+                <w:bCs/>
+                <w:sz w:val="52"/>
+                <w:szCs w:val="52"/>
+              </w:rPr>
+              <w:t>Govt. High School</w:t>
+            </w:r>
+          </w:p>
+        </w:tc>
+      </w:tr>
+      <w:tr>
+        <w:tc>
+          <w:tcPr>
+            <w:tcW w:w="10530" w:type="dxa"/>
+            <w:vAlign w:val="center"/>
+          </w:tcPr>
+          <w:p>
+            <w:pPr>
+              <w:jc w:val="center"/>
+              <w:rPr>
+                <w:rFonts w:asciiTheme="majorBidi" w:hAnsiTheme="majorBidi" w:cstheme="majorBidi"/>
+                <w:sz w:val="28"/>
+                <w:szCs w:val="28"/>
+              </w:rPr>
+            </w:pPr>
+            <w:r>
+              <w:rPr>
+                <w:rFonts w:asciiTheme="majorBidi" w:hAnsiTheme="majorBidi" w:cstheme="majorBidi"/>
+                <w:sz w:val="36"/>
+                <w:szCs w:val="36"/>
+              </w:rPr>
+              <w:t>Sindhi Jamaat Co-Operative Housing Society, Karachi</w:t>
+            </w:r>
+          </w:p>
+        </w:tc>
+      </w:tr>
+      <w:tr>
+        <w:tc>
+          <w:tcPr>
+            <w:tcW w:w="10530" w:type="dxa"/>
+            <w:vAlign w:val="center"/>
+          </w:tcPr>
+          <w:p>
+            <w:pPr>
+              <w:jc w:val="center"/>
+              <w:rPr>
+                <w:rFonts w:asciiTheme="majorBidi" w:hAnsiTheme="majorBidi" w:cstheme="majorBidi"/>
+                <w:sz w:val="36"/>
+                <w:szCs w:val="36"/>
+              </w:rPr>
+            </w:pPr>
+            <w:r>
+              <w:rPr>
+                <w:rFonts w:asciiTheme="majorBidi" w:hAnsiTheme="majorBidi" w:cstheme="majorBidi"/>
+                <w:sz w:val="36"/>
+                <w:szCs w:val="36"/>
+              </w:rPr>
+              <w:t>EMO Program (SMB)</w:t>
+            </w:r>
+          </w:p>
+        </w:tc>
+      </w:tr>
+      <w:tr>
+        <w:tc>
+          <w:tcPr>
+            <w:tcW w:w="10530" w:type="dxa"/>
+            <w:vAlign w:val="center"/>
+          </w:tcPr>
+          <w:p>
+            <w:pPr>
+              <w:jc w:val="center"/>
+              <w:rPr>
+                <w:b/>
+                <w:bCs/>
+                <w:sz w:val="36"/>
+                <w:szCs w:val="36"/>
+              </w:rPr>
+            </w:pPr>
+            <w:r>
+              <w:rPr>
+                <w:b/>
+                <w:bCs/>
+                <w:sz w:val="36"/>
+                <w:szCs w:val="36"/>
+              </w:rPr>
+              <w:t>Leave Form</w:t>
+            </w:r>
+          </w:p>
+        </w:tc>
+      </w:tr>
+    </w:tbl>
+    <w:p/>
     <w:tbl>
       <w:tblPr>
         <w:tblStyle w:val="TableGrid"/>
         <w:tblW w:w="0" w:type="auto"/>
+        <w:tblBorders>
+          <w:top w:val="none" w:sz="0" w:space="0" w:color="auto"/>
+          <w:left w:val="none" w:sz="0" w:space="0" w:color="auto"/>
+          <w:bottom w:val="none" w:sz="0" w:space="0" w:color="auto"/>
+          <w:right w:val="none" w:sz="0" w:space="0" w:color="auto"/>
+          <w:insideH w:val="none" w:sz="0" w:space="0" w:color="auto"/>
+          <w:insideV w:val="none" w:sz="0" w:space="0" w:color="auto"/>
+        </w:tblBorders>
         <w:tblLook w:val="04A0" w:firstRow="1" w:lastRow="0" w:firstColumn="1" w:lastColumn="0" w:noHBand="0" w:noVBand="1"/>
       </w:tblPr>
       <w:tblGrid>
-        <w:gridCol w:w="2670"/>
-        <w:gridCol w:w="2975"/>
+        <w:gridCol w:w="1797"/>
+        <w:gridCol w:w="899"/>
+        <w:gridCol w:w="899"/>
+        <w:gridCol w:w="1799"/>
+        <w:gridCol w:w="899"/>
+        <w:gridCol w:w="900"/>
+        <w:gridCol w:w="898"/>
+        <w:gridCol w:w="2699"/>
       </w:tblGrid>
       <w:tr>
         <w:trPr>
-          <w:trHeight w:val="457"/>
+          <w:trHeight w:val="576"/>
         </w:trPr>
         <w:tc>
           <w:tcPr>
-            <w:tcW w:w="2670" w:type="dxa"/>
-          </w:tcPr>
-          <w:p>
-            <w:pPr>
-              <w:rPr>
-                <w:b/>
-                <w:sz w:val="36"/>
-                <w:szCs w:val="40"/>
+            <w:tcW w:w="1797" w:type="dxa"/>
+            <w:tcBorders>
+              <w:top w:val="single" w:sz="4" w:space="0" w:color="auto"/>
+              <w:left w:val="single" w:sz="4" w:space="0" w:color="auto"/>
+              <w:bottom w:val="single" w:sz="4" w:space="0" w:color="auto"/>
+              <w:right w:val="single" w:sz="4" w:space="0" w:color="auto"/>
+            </w:tcBorders>
+            <w:vAlign w:val="center"/>
+          </w:tcPr>
+          <w:p>
+            <w:pPr>
+              <w:rPr>
+                <w:b/>
+                <w:bCs/>
+                <w:sz w:val="28"/>
+                <w:szCs w:val="28"/>
               </w:rPr>
             </w:pPr>
             <w:r>
               <w:rPr>
                 <w:b/>
-                <w:sz w:val="36"/>
-                <w:szCs w:val="40"/>
+                <w:bCs/>
+                <w:sz w:val="28"/>
+                <w:szCs w:val="28"/>
               </w:rPr>
               <w:t>HALF DAY</w:t>
             </w:r>
@@ -81,24 +192,1091 @@
         </w:tc>
         <w:tc>
           <w:tcPr>
-            <w:tcW w:w="2975" w:type="dxa"/>
-          </w:tcPr>
-          <w:p>
-            <w:pPr>
-              <w:rPr>
-                <w:b/>
-                <w:sz w:val="36"/>
-                <w:szCs w:val="40"/>
+            <w:tcW w:w="899" w:type="dxa"/>
+            <w:tcBorders>
+              <w:top w:val="single" w:sz="4" w:space="0" w:color="auto"/>
+              <w:left w:val="single" w:sz="4" w:space="0" w:color="auto"/>
+              <w:bottom w:val="single" w:sz="4" w:space="0" w:color="auto"/>
+              <w:right w:val="single" w:sz="4" w:space="0" w:color="auto"/>
+            </w:tcBorders>
+            <w:vAlign w:val="center"/>
+          </w:tcPr>
+          <w:p>
+            <w:pPr>
+              <w:rPr>
+                <w:b/>
+                <w:bCs/>
+                <w:sz w:val="28"/>
+                <w:szCs w:val="28"/>
+              </w:rPr>
+            </w:pPr>
+          </w:p>
+        </w:tc>
+        <w:tc>
+          <w:tcPr>
+            <w:tcW w:w="899" w:type="dxa"/>
+            <w:tcBorders>
+              <w:left w:val="single" w:sz="4" w:space="0" w:color="auto"/>
+              <w:right w:val="single" w:sz="4" w:space="0" w:color="auto"/>
+            </w:tcBorders>
+            <w:vAlign w:val="center"/>
+          </w:tcPr>
+          <w:p>
+            <w:pPr>
+              <w:rPr>
+                <w:b/>
+                <w:bCs/>
+                <w:sz w:val="28"/>
+                <w:szCs w:val="28"/>
+              </w:rPr>
+            </w:pPr>
+          </w:p>
+        </w:tc>
+        <w:tc>
+          <w:tcPr>
+            <w:tcW w:w="1799" w:type="dxa"/>
+            <w:tcBorders>
+              <w:top w:val="single" w:sz="4" w:space="0" w:color="auto"/>
+              <w:left w:val="single" w:sz="4" w:space="0" w:color="auto"/>
+              <w:bottom w:val="single" w:sz="4" w:space="0" w:color="auto"/>
+              <w:right w:val="single" w:sz="4" w:space="0" w:color="auto"/>
+            </w:tcBorders>
+            <w:vAlign w:val="center"/>
+          </w:tcPr>
+          <w:p>
+            <w:pPr>
+              <w:rPr>
+                <w:b/>
+                <w:bCs/>
+                <w:sz w:val="28"/>
+                <w:szCs w:val="28"/>
               </w:rPr>
             </w:pPr>
             <w:r>
               <w:rPr>
                 <w:b/>
-                <w:sz w:val="36"/>
-                <w:szCs w:val="40"/>
-              </w:rPr>
-              <w:t xml:space="preserve">FULL DAY </w:t>
+                <w:bCs/>
+                <w:sz w:val="28"/>
+                <w:szCs w:val="28"/>
+              </w:rPr>
+              <w:t>FULL DAY</w:t>
             </w:r>
+          </w:p>
+        </w:tc>
+        <w:tc>
+          <w:tcPr>
+            <w:tcW w:w="899" w:type="dxa"/>
+            <w:tcBorders>
+              <w:top w:val="single" w:sz="4" w:space="0" w:color="auto"/>
+              <w:left w:val="single" w:sz="4" w:space="0" w:color="auto"/>
+              <w:bottom w:val="single" w:sz="4" w:space="0" w:color="auto"/>
+              <w:right w:val="single" w:sz="4" w:space="0" w:color="auto"/>
+            </w:tcBorders>
+            <w:vAlign w:val="center"/>
+          </w:tcPr>
+          <w:p>
+            <w:pPr>
+              <w:rPr>
+                <w:b/>
+                <w:bCs/>
+                <w:sz w:val="28"/>
+                <w:szCs w:val="28"/>
+              </w:rPr>
+            </w:pPr>
+          </w:p>
+        </w:tc>
+        <w:tc>
+          <w:tcPr>
+            <w:tcW w:w="900" w:type="dxa"/>
+            <w:tcBorders>
+              <w:left w:val="single" w:sz="4" w:space="0" w:color="auto"/>
+            </w:tcBorders>
+            <w:vAlign w:val="center"/>
+          </w:tcPr>
+          <w:p>
+            <w:pPr>
+              <w:rPr>
+                <w:b/>
+                <w:bCs/>
+                <w:sz w:val="28"/>
+                <w:szCs w:val="28"/>
+              </w:rPr>
+            </w:pPr>
+          </w:p>
+        </w:tc>
+        <w:tc>
+          <w:tcPr>
+            <w:tcW w:w="3597" w:type="dxa"/>
+            <w:gridSpan w:val="2"/>
+            <w:vAlign w:val="center"/>
+          </w:tcPr>
+          <w:p>
+            <w:pPr>
+              <w:rPr>
+                <w:b/>
+                <w:bCs/>
+                <w:sz w:val="28"/>
+                <w:szCs w:val="28"/>
+              </w:rPr>
+            </w:pPr>
+          </w:p>
+        </w:tc>
+      </w:tr>
+      <w:tr>
+        <w:trPr>
+          <w:trHeight w:val="576"/>
+        </w:trPr>
+        <w:tc>
+          <w:tcPr>
+            <w:tcW w:w="2696" w:type="dxa"/>
+            <w:gridSpan w:val="2"/>
+            <w:tcBorders>
+              <w:top w:val="single" w:sz="4" w:space="0" w:color="auto"/>
+            </w:tcBorders>
+            <w:vAlign w:val="center"/>
+          </w:tcPr>
+          <w:p>
+            <w:pPr>
+              <w:rPr>
+                <w:b/>
+                <w:bCs/>
+                <w:sz w:val="28"/>
+                <w:szCs w:val="28"/>
+              </w:rPr>
+            </w:pPr>
+          </w:p>
+        </w:tc>
+        <w:tc>
+          <w:tcPr>
+            <w:tcW w:w="2698" w:type="dxa"/>
+            <w:gridSpan w:val="2"/>
+            <w:vAlign w:val="center"/>
+          </w:tcPr>
+          <w:p>
+            <w:pPr>
+              <w:rPr>
+                <w:b/>
+                <w:bCs/>
+                <w:sz w:val="28"/>
+                <w:szCs w:val="28"/>
+              </w:rPr>
+            </w:pPr>
+          </w:p>
+        </w:tc>
+        <w:tc>
+          <w:tcPr>
+            <w:tcW w:w="2697" w:type="dxa"/>
+            <w:gridSpan w:val="3"/>
+            <w:vAlign w:val="center"/>
+          </w:tcPr>
+          <w:p>
+            <w:pPr>
+              <w:rPr>
+                <w:b/>
+                <w:bCs/>
+                <w:sz w:val="28"/>
+                <w:szCs w:val="28"/>
+              </w:rPr>
+            </w:pPr>
+          </w:p>
+        </w:tc>
+        <w:tc>
+          <w:tcPr>
+            <w:tcW w:w="2699" w:type="dxa"/>
+            <w:vAlign w:val="center"/>
+          </w:tcPr>
+          <w:p>
+            <w:pPr>
+              <w:rPr>
+                <w:b/>
+                <w:bCs/>
+                <w:sz w:val="28"/>
+                <w:szCs w:val="28"/>
+              </w:rPr>
+            </w:pPr>
+          </w:p>
+        </w:tc>
+      </w:tr>
+      <w:tr>
+        <w:trPr>
+          <w:trHeight w:val="864"/>
+        </w:trPr>
+        <w:tc>
+          <w:tcPr>
+            <w:tcW w:w="2696" w:type="dxa"/>
+            <w:gridSpan w:val="2"/>
+            <w:vAlign w:val="bottom"/>
+          </w:tcPr>
+          <w:p>
+            <w:pPr>
+              <w:rPr>
+                <w:b/>
+                <w:bCs/>
+                <w:sz w:val="28"/>
+                <w:szCs w:val="28"/>
+              </w:rPr>
+            </w:pPr>
+            <w:r>
+              <w:rPr>
+                <w:b/>
+                <w:bCs/>
+                <w:sz w:val="28"/>
+                <w:szCs w:val="28"/>
+              </w:rPr>
+              <w:t>TEACHER’S NAME:</w:t>
+            </w:r>
+          </w:p>
+        </w:tc>
+        <w:tc>
+          <w:tcPr>
+            <w:tcW w:w="2698" w:type="dxa"/>
+            <w:gridSpan w:val="2"/>
+            <w:tcBorders>
+              <w:bottom w:val="single" w:sz="18" w:space="0" w:color="auto"/>
+            </w:tcBorders>
+            <w:vAlign w:val="bottom"/>
+          </w:tcPr>
+          <w:p>
+            <w:pPr>
+              <w:rPr>
+                <w:b/>
+                <w:bCs/>
+                <w:sz w:val="28"/>
+                <w:szCs w:val="28"/>
+              </w:rPr>
+            </w:pPr>
+          </w:p>
+        </w:tc>
+        <w:tc>
+          <w:tcPr>
+            <w:tcW w:w="2697" w:type="dxa"/>
+            <w:gridSpan w:val="3"/>
+            <w:tcBorders>
+              <w:left w:val="nil"/>
+            </w:tcBorders>
+            <w:vAlign w:val="bottom"/>
+          </w:tcPr>
+          <w:p>
+            <w:pPr>
+              <w:rPr>
+                <w:b/>
+                <w:bCs/>
+                <w:sz w:val="28"/>
+                <w:szCs w:val="28"/>
+              </w:rPr>
+            </w:pPr>
+            <w:r>
+              <w:rPr>
+                <w:b/>
+                <w:bCs/>
+                <w:sz w:val="28"/>
+                <w:szCs w:val="28"/>
+              </w:rPr>
+              <w:t>CLASS:</w:t>
+            </w:r>
+          </w:p>
+        </w:tc>
+        <w:tc>
+          <w:tcPr>
+            <w:tcW w:w="2699" w:type="dxa"/>
+            <w:tcBorders>
+              <w:bottom w:val="single" w:sz="18" w:space="0" w:color="auto"/>
+            </w:tcBorders>
+            <w:vAlign w:val="bottom"/>
+          </w:tcPr>
+          <w:p>
+            <w:pPr>
+              <w:rPr>
+                <w:b/>
+                <w:bCs/>
+                <w:sz w:val="28"/>
+                <w:szCs w:val="28"/>
+              </w:rPr>
+            </w:pPr>
+          </w:p>
+        </w:tc>
+      </w:tr>
+      <w:tr>
+        <w:trPr>
+          <w:trHeight w:val="864"/>
+        </w:trPr>
+        <w:tc>
+          <w:tcPr>
+            <w:tcW w:w="2696" w:type="dxa"/>
+            <w:gridSpan w:val="2"/>
+            <w:vAlign w:val="bottom"/>
+          </w:tcPr>
+          <w:p>
+            <w:pPr>
+              <w:rPr>
+                <w:b/>
+                <w:bCs/>
+                <w:sz w:val="28"/>
+                <w:szCs w:val="28"/>
+              </w:rPr>
+            </w:pPr>
+            <w:r>
+              <w:rPr>
+                <w:b/>
+                <w:bCs/>
+                <w:sz w:val="28"/>
+                <w:szCs w:val="28"/>
+              </w:rPr>
+              <w:t>TIME (LEAVING)</w:t>
+            </w:r>
+            <w:r>
+              <w:rPr>
+                <w:b/>
+                <w:bCs/>
+                <w:sz w:val="28"/>
+                <w:szCs w:val="28"/>
+              </w:rPr>
+              <w:t>:</w:t>
+            </w:r>
+          </w:p>
+        </w:tc>
+        <w:tc>
+          <w:tcPr>
+            <w:tcW w:w="2698" w:type="dxa"/>
+            <w:gridSpan w:val="2"/>
+            <w:tcBorders>
+              <w:top w:val="single" w:sz="18" w:space="0" w:color="auto"/>
+              <w:bottom w:val="single" w:sz="18" w:space="0" w:color="auto"/>
+            </w:tcBorders>
+            <w:vAlign w:val="bottom"/>
+          </w:tcPr>
+          <w:p>
+            <w:pPr>
+              <w:rPr>
+                <w:b/>
+                <w:bCs/>
+                <w:sz w:val="28"/>
+                <w:szCs w:val="28"/>
+              </w:rPr>
+            </w:pPr>
+          </w:p>
+        </w:tc>
+        <w:tc>
+          <w:tcPr>
+            <w:tcW w:w="2697" w:type="dxa"/>
+            <w:gridSpan w:val="3"/>
+            <w:tcBorders>
+              <w:left w:val="nil"/>
+            </w:tcBorders>
+            <w:vAlign w:val="bottom"/>
+          </w:tcPr>
+          <w:p>
+            <w:pPr>
+              <w:rPr>
+                <w:b/>
+                <w:bCs/>
+                <w:sz w:val="28"/>
+                <w:szCs w:val="28"/>
+              </w:rPr>
+            </w:pPr>
+            <w:r>
+              <w:rPr>
+                <w:b/>
+                <w:bCs/>
+                <w:sz w:val="28"/>
+                <w:szCs w:val="28"/>
+              </w:rPr>
+              <w:t>NO OF LEAVE DAYS:</w:t>
+            </w:r>
+          </w:p>
+        </w:tc>
+        <w:tc>
+          <w:tcPr>
+            <w:tcW w:w="2699" w:type="dxa"/>
+            <w:tcBorders>
+              <w:top w:val="single" w:sz="18" w:space="0" w:color="auto"/>
+              <w:bottom w:val="single" w:sz="18" w:space="0" w:color="auto"/>
+            </w:tcBorders>
+            <w:vAlign w:val="bottom"/>
+          </w:tcPr>
+          <w:p>
+            <w:pPr>
+              <w:rPr>
+                <w:b/>
+                <w:bCs/>
+                <w:sz w:val="28"/>
+                <w:szCs w:val="28"/>
+              </w:rPr>
+            </w:pPr>
+          </w:p>
+        </w:tc>
+      </w:tr>
+      <w:tr>
+        <w:trPr>
+          <w:trHeight w:val="864"/>
+        </w:trPr>
+        <w:tc>
+          <w:tcPr>
+            <w:tcW w:w="2696" w:type="dxa"/>
+            <w:gridSpan w:val="2"/>
+            <w:vAlign w:val="bottom"/>
+          </w:tcPr>
+          <w:p>
+            <w:pPr>
+              <w:rPr>
+                <w:b/>
+                <w:bCs/>
+                <w:sz w:val="28"/>
+                <w:szCs w:val="28"/>
+              </w:rPr>
+            </w:pPr>
+            <w:r>
+              <w:rPr>
+                <w:b/>
+                <w:bCs/>
+                <w:sz w:val="28"/>
+                <w:szCs w:val="28"/>
+              </w:rPr>
+              <w:t>DATE:</w:t>
+            </w:r>
+          </w:p>
+        </w:tc>
+        <w:tc>
+          <w:tcPr>
+            <w:tcW w:w="2698" w:type="dxa"/>
+            <w:gridSpan w:val="2"/>
+            <w:tcBorders>
+              <w:top w:val="single" w:sz="18" w:space="0" w:color="auto"/>
+              <w:bottom w:val="single" w:sz="18" w:space="0" w:color="auto"/>
+            </w:tcBorders>
+            <w:vAlign w:val="bottom"/>
+          </w:tcPr>
+          <w:p>
+            <w:pPr>
+              <w:rPr>
+                <w:b/>
+                <w:bCs/>
+                <w:sz w:val="28"/>
+                <w:szCs w:val="28"/>
+              </w:rPr>
+            </w:pPr>
+          </w:p>
+        </w:tc>
+        <w:tc>
+          <w:tcPr>
+            <w:tcW w:w="2697" w:type="dxa"/>
+            <w:gridSpan w:val="3"/>
+            <w:tcBorders>
+              <w:left w:val="nil"/>
+            </w:tcBorders>
+            <w:vAlign w:val="bottom"/>
+          </w:tcPr>
+          <w:p>
+            <w:pPr>
+              <w:rPr>
+                <w:b/>
+                <w:bCs/>
+                <w:sz w:val="28"/>
+                <w:szCs w:val="28"/>
+              </w:rPr>
+            </w:pPr>
+          </w:p>
+        </w:tc>
+        <w:tc>
+          <w:tcPr>
+            <w:tcW w:w="2699" w:type="dxa"/>
+            <w:tcBorders>
+              <w:top w:val="single" w:sz="18" w:space="0" w:color="auto"/>
+            </w:tcBorders>
+            <w:vAlign w:val="bottom"/>
+          </w:tcPr>
+          <w:p>
+            <w:pPr>
+              <w:rPr>
+                <w:b/>
+                <w:bCs/>
+                <w:sz w:val="28"/>
+                <w:szCs w:val="28"/>
+              </w:rPr>
+            </w:pPr>
+          </w:p>
+        </w:tc>
+      </w:tr>
+      <w:tr>
+        <w:trPr>
+          <w:trHeight w:val="864"/>
+        </w:trPr>
+        <w:tc>
+          <w:tcPr>
+            <w:tcW w:w="2696" w:type="dxa"/>
+            <w:gridSpan w:val="2"/>
+            <w:vAlign w:val="bottom"/>
+          </w:tcPr>
+          <w:p>
+            <w:pPr>
+              <w:rPr>
+                <w:b/>
+                <w:bCs/>
+                <w:sz w:val="28"/>
+                <w:szCs w:val="28"/>
+              </w:rPr>
+            </w:pPr>
+            <w:r>
+              <w:rPr>
+                <w:b/>
+                <w:bCs/>
+                <w:sz w:val="28"/>
+                <w:szCs w:val="28"/>
+              </w:rPr>
+              <w:t>REASON:</w:t>
+            </w:r>
+          </w:p>
+        </w:tc>
+        <w:tc>
+          <w:tcPr>
+            <w:tcW w:w="2698" w:type="dxa"/>
+            <w:gridSpan w:val="2"/>
+            <w:tcBorders>
+              <w:top w:val="single" w:sz="18" w:space="0" w:color="auto"/>
+            </w:tcBorders>
+            <w:vAlign w:val="center"/>
+          </w:tcPr>
+          <w:p>
+            <w:pPr>
+              <w:rPr>
+                <w:b/>
+                <w:bCs/>
+                <w:sz w:val="28"/>
+                <w:szCs w:val="28"/>
+              </w:rPr>
+            </w:pPr>
+          </w:p>
+        </w:tc>
+        <w:tc>
+          <w:tcPr>
+            <w:tcW w:w="2697" w:type="dxa"/>
+            <w:gridSpan w:val="3"/>
+            <w:vAlign w:val="center"/>
+          </w:tcPr>
+          <w:p>
+            <w:pPr>
+              <w:rPr>
+                <w:b/>
+                <w:bCs/>
+                <w:sz w:val="28"/>
+                <w:szCs w:val="28"/>
+              </w:rPr>
+            </w:pPr>
+          </w:p>
+        </w:tc>
+        <w:tc>
+          <w:tcPr>
+            <w:tcW w:w="2699" w:type="dxa"/>
+            <w:vAlign w:val="center"/>
+          </w:tcPr>
+          <w:p>
+            <w:pPr>
+              <w:rPr>
+                <w:b/>
+                <w:bCs/>
+                <w:sz w:val="28"/>
+                <w:szCs w:val="28"/>
+              </w:rPr>
+            </w:pPr>
+          </w:p>
+        </w:tc>
+      </w:tr>
+      <w:tr>
+        <w:trPr>
+          <w:trHeight w:val="576"/>
+        </w:trPr>
+        <w:tc>
+          <w:tcPr>
+            <w:tcW w:w="2696" w:type="dxa"/>
+            <w:gridSpan w:val="2"/>
+            <w:tcBorders>
+              <w:bottom w:val="single" w:sz="18" w:space="0" w:color="auto"/>
+            </w:tcBorders>
+            <w:vAlign w:val="center"/>
+          </w:tcPr>
+          <w:p>
+            <w:pPr>
+              <w:rPr>
+                <w:b/>
+                <w:bCs/>
+                <w:sz w:val="28"/>
+                <w:szCs w:val="28"/>
+              </w:rPr>
+            </w:pPr>
+          </w:p>
+        </w:tc>
+        <w:tc>
+          <w:tcPr>
+            <w:tcW w:w="2698" w:type="dxa"/>
+            <w:gridSpan w:val="2"/>
+            <w:tcBorders>
+              <w:bottom w:val="single" w:sz="18" w:space="0" w:color="auto"/>
+            </w:tcBorders>
+            <w:vAlign w:val="center"/>
+          </w:tcPr>
+          <w:p>
+            <w:pPr>
+              <w:rPr>
+                <w:b/>
+                <w:bCs/>
+                <w:sz w:val="28"/>
+                <w:szCs w:val="28"/>
+              </w:rPr>
+            </w:pPr>
+          </w:p>
+        </w:tc>
+        <w:tc>
+          <w:tcPr>
+            <w:tcW w:w="2697" w:type="dxa"/>
+            <w:gridSpan w:val="3"/>
+            <w:tcBorders>
+              <w:bottom w:val="single" w:sz="18" w:space="0" w:color="auto"/>
+            </w:tcBorders>
+            <w:vAlign w:val="center"/>
+          </w:tcPr>
+          <w:p>
+            <w:pPr>
+              <w:rPr>
+                <w:b/>
+                <w:bCs/>
+                <w:sz w:val="28"/>
+                <w:szCs w:val="28"/>
+              </w:rPr>
+            </w:pPr>
+          </w:p>
+        </w:tc>
+        <w:tc>
+          <w:tcPr>
+            <w:tcW w:w="2699" w:type="dxa"/>
+            <w:tcBorders>
+              <w:bottom w:val="single" w:sz="18" w:space="0" w:color="auto"/>
+            </w:tcBorders>
+            <w:vAlign w:val="center"/>
+          </w:tcPr>
+          <w:p>
+            <w:pPr>
+              <w:rPr>
+                <w:b/>
+                <w:bCs/>
+                <w:sz w:val="28"/>
+                <w:szCs w:val="28"/>
+              </w:rPr>
+            </w:pPr>
+          </w:p>
+        </w:tc>
+      </w:tr>
+      <w:tr>
+        <w:trPr>
+          <w:trHeight w:val="576"/>
+        </w:trPr>
+        <w:tc>
+          <w:tcPr>
+            <w:tcW w:w="2696" w:type="dxa"/>
+            <w:gridSpan w:val="2"/>
+            <w:tcBorders>
+              <w:top w:val="single" w:sz="18" w:space="0" w:color="auto"/>
+              <w:bottom w:val="single" w:sz="18" w:space="0" w:color="auto"/>
+            </w:tcBorders>
+            <w:vAlign w:val="center"/>
+          </w:tcPr>
+          <w:p>
+            <w:pPr>
+              <w:rPr>
+                <w:b/>
+                <w:bCs/>
+                <w:sz w:val="28"/>
+                <w:szCs w:val="28"/>
+              </w:rPr>
+            </w:pPr>
+          </w:p>
+        </w:tc>
+        <w:tc>
+          <w:tcPr>
+            <w:tcW w:w="2698" w:type="dxa"/>
+            <w:gridSpan w:val="2"/>
+            <w:tcBorders>
+              <w:top w:val="single" w:sz="18" w:space="0" w:color="auto"/>
+              <w:bottom w:val="single" w:sz="18" w:space="0" w:color="auto"/>
+            </w:tcBorders>
+            <w:vAlign w:val="center"/>
+          </w:tcPr>
+          <w:p>
+            <w:pPr>
+              <w:rPr>
+                <w:b/>
+                <w:bCs/>
+                <w:sz w:val="28"/>
+                <w:szCs w:val="28"/>
+              </w:rPr>
+            </w:pPr>
+          </w:p>
+        </w:tc>
+        <w:tc>
+          <w:tcPr>
+            <w:tcW w:w="2697" w:type="dxa"/>
+            <w:gridSpan w:val="3"/>
+            <w:tcBorders>
+              <w:top w:val="single" w:sz="18" w:space="0" w:color="auto"/>
+              <w:bottom w:val="single" w:sz="18" w:space="0" w:color="auto"/>
+            </w:tcBorders>
+            <w:vAlign w:val="center"/>
+          </w:tcPr>
+          <w:p>
+            <w:pPr>
+              <w:rPr>
+                <w:b/>
+                <w:bCs/>
+                <w:sz w:val="28"/>
+                <w:szCs w:val="28"/>
+              </w:rPr>
+            </w:pPr>
+          </w:p>
+        </w:tc>
+        <w:tc>
+          <w:tcPr>
+            <w:tcW w:w="2699" w:type="dxa"/>
+            <w:tcBorders>
+              <w:top w:val="single" w:sz="18" w:space="0" w:color="auto"/>
+              <w:bottom w:val="single" w:sz="18" w:space="0" w:color="auto"/>
+            </w:tcBorders>
+            <w:vAlign w:val="center"/>
+          </w:tcPr>
+          <w:p>
+            <w:pPr>
+              <w:rPr>
+                <w:b/>
+                <w:bCs/>
+                <w:sz w:val="28"/>
+                <w:szCs w:val="28"/>
+              </w:rPr>
+            </w:pPr>
+          </w:p>
+        </w:tc>
+      </w:tr>
+      <w:tr>
+        <w:trPr>
+          <w:trHeight w:val="576"/>
+        </w:trPr>
+        <w:tc>
+          <w:tcPr>
+            <w:tcW w:w="2696" w:type="dxa"/>
+            <w:gridSpan w:val="2"/>
+            <w:tcBorders>
+              <w:top w:val="single" w:sz="18" w:space="0" w:color="auto"/>
+              <w:bottom w:val="single" w:sz="18" w:space="0" w:color="auto"/>
+            </w:tcBorders>
+            <w:vAlign w:val="center"/>
+          </w:tcPr>
+          <w:p>
+            <w:pPr>
+              <w:rPr>
+                <w:b/>
+                <w:bCs/>
+                <w:sz w:val="28"/>
+                <w:szCs w:val="28"/>
+              </w:rPr>
+            </w:pPr>
+          </w:p>
+        </w:tc>
+        <w:tc>
+          <w:tcPr>
+            <w:tcW w:w="2698" w:type="dxa"/>
+            <w:gridSpan w:val="2"/>
+            <w:tcBorders>
+              <w:top w:val="single" w:sz="18" w:space="0" w:color="auto"/>
+              <w:bottom w:val="single" w:sz="18" w:space="0" w:color="auto"/>
+            </w:tcBorders>
+            <w:vAlign w:val="center"/>
+          </w:tcPr>
+          <w:p>
+            <w:pPr>
+              <w:rPr>
+                <w:b/>
+                <w:bCs/>
+                <w:sz w:val="28"/>
+                <w:szCs w:val="28"/>
+              </w:rPr>
+            </w:pPr>
+          </w:p>
+        </w:tc>
+        <w:tc>
+          <w:tcPr>
+            <w:tcW w:w="2697" w:type="dxa"/>
+            <w:gridSpan w:val="3"/>
+            <w:tcBorders>
+              <w:top w:val="single" w:sz="18" w:space="0" w:color="auto"/>
+              <w:bottom w:val="single" w:sz="18" w:space="0" w:color="auto"/>
+            </w:tcBorders>
+            <w:vAlign w:val="center"/>
+          </w:tcPr>
+          <w:p>
+            <w:pPr>
+              <w:rPr>
+                <w:b/>
+                <w:bCs/>
+                <w:sz w:val="28"/>
+                <w:szCs w:val="28"/>
+              </w:rPr>
+            </w:pPr>
+          </w:p>
+        </w:tc>
+        <w:tc>
+          <w:tcPr>
+            <w:tcW w:w="2699" w:type="dxa"/>
+            <w:tcBorders>
+              <w:top w:val="single" w:sz="18" w:space="0" w:color="auto"/>
+              <w:bottom w:val="single" w:sz="18" w:space="0" w:color="auto"/>
+            </w:tcBorders>
+            <w:vAlign w:val="center"/>
+          </w:tcPr>
+          <w:p>
+            <w:pPr>
+              <w:rPr>
+                <w:b/>
+                <w:bCs/>
+                <w:sz w:val="28"/>
+                <w:szCs w:val="28"/>
+              </w:rPr>
+            </w:pPr>
+          </w:p>
+        </w:tc>
+      </w:tr>
+      <w:tr>
+        <w:trPr>
+          <w:trHeight w:val="576"/>
+        </w:trPr>
+        <w:tc>
+          <w:tcPr>
+            <w:tcW w:w="2696" w:type="dxa"/>
+            <w:gridSpan w:val="2"/>
+            <w:tcBorders>
+              <w:top w:val="single" w:sz="18" w:space="0" w:color="auto"/>
+            </w:tcBorders>
+            <w:vAlign w:val="center"/>
+          </w:tcPr>
+          <w:p>
+            <w:pPr>
+              <w:rPr>
+                <w:b/>
+                <w:bCs/>
+                <w:sz w:val="28"/>
+                <w:szCs w:val="28"/>
+              </w:rPr>
+            </w:pPr>
+          </w:p>
+        </w:tc>
+        <w:tc>
+          <w:tcPr>
+            <w:tcW w:w="2698" w:type="dxa"/>
+            <w:gridSpan w:val="2"/>
+            <w:tcBorders>
+              <w:top w:val="single" w:sz="18" w:space="0" w:color="auto"/>
+            </w:tcBorders>
+            <w:vAlign w:val="center"/>
+          </w:tcPr>
+          <w:p>
+            <w:pPr>
+              <w:rPr>
+                <w:b/>
+                <w:bCs/>
+                <w:sz w:val="28"/>
+                <w:szCs w:val="28"/>
+              </w:rPr>
+            </w:pPr>
+          </w:p>
+        </w:tc>
+        <w:tc>
+          <w:tcPr>
+            <w:tcW w:w="2697" w:type="dxa"/>
+            <w:gridSpan w:val="3"/>
+            <w:tcBorders>
+              <w:top w:val="single" w:sz="18" w:space="0" w:color="auto"/>
+            </w:tcBorders>
+            <w:vAlign w:val="center"/>
+          </w:tcPr>
+          <w:p>
+            <w:pPr>
+              <w:rPr>
+                <w:b/>
+                <w:bCs/>
+                <w:sz w:val="28"/>
+                <w:szCs w:val="28"/>
+              </w:rPr>
+            </w:pPr>
+          </w:p>
+        </w:tc>
+        <w:tc>
+          <w:tcPr>
+            <w:tcW w:w="2699" w:type="dxa"/>
+            <w:tcBorders>
+              <w:top w:val="single" w:sz="18" w:space="0" w:color="auto"/>
+            </w:tcBorders>
+            <w:vAlign w:val="center"/>
+          </w:tcPr>
+          <w:p>
+            <w:pPr>
+              <w:rPr>
+                <w:b/>
+                <w:bCs/>
+                <w:sz w:val="28"/>
+                <w:szCs w:val="28"/>
+              </w:rPr>
+            </w:pPr>
+          </w:p>
+        </w:tc>
+      </w:tr>
+      <w:tr>
+        <w:trPr>
+          <w:trHeight w:val="576"/>
+        </w:trPr>
+        <w:tc>
+          <w:tcPr>
+            <w:tcW w:w="2696" w:type="dxa"/>
+            <w:gridSpan w:val="2"/>
+            <w:tcBorders>
+              <w:bottom w:val="single" w:sz="18" w:space="0" w:color="auto"/>
+            </w:tcBorders>
+            <w:vAlign w:val="center"/>
+          </w:tcPr>
+          <w:p>
+            <w:pPr>
+              <w:rPr>
+                <w:b/>
+                <w:bCs/>
+                <w:sz w:val="28"/>
+                <w:szCs w:val="28"/>
+              </w:rPr>
+            </w:pPr>
+            <w:r>
+              <w:rPr>
+                <w:b/>
+                <w:bCs/>
+                <w:sz w:val="28"/>
+                <w:szCs w:val="28"/>
+              </w:rPr>
+              <w:t>TEACHER’S SIGN:</w:t>
+            </w:r>
+          </w:p>
+        </w:tc>
+        <w:tc>
+          <w:tcPr>
+            <w:tcW w:w="2698" w:type="dxa"/>
+            <w:gridSpan w:val="2"/>
+            <w:vAlign w:val="center"/>
+          </w:tcPr>
+          <w:p>
+            <w:pPr>
+              <w:rPr>
+                <w:b/>
+                <w:bCs/>
+                <w:sz w:val="28"/>
+                <w:szCs w:val="28"/>
+              </w:rPr>
+            </w:pPr>
+          </w:p>
+        </w:tc>
+        <w:tc>
+          <w:tcPr>
+            <w:tcW w:w="5396" w:type="dxa"/>
+            <w:gridSpan w:val="4"/>
+            <w:vAlign w:val="center"/>
+          </w:tcPr>
+          <w:p>
+            <w:pPr>
+              <w:rPr>
+                <w:b/>
+                <w:bCs/>
+                <w:sz w:val="28"/>
+                <w:szCs w:val="28"/>
+              </w:rPr>
+            </w:pPr>
+            <w:r>
+              <w:rPr>
+                <w:b/>
+                <w:bCs/>
+                <w:sz w:val="28"/>
+                <w:szCs w:val="28"/>
+              </w:rPr>
+              <w:t>COORDINATOR SIGN:</w:t>
+            </w:r>
+          </w:p>
+        </w:tc>
+      </w:tr>
+      <w:tr>
+        <w:trPr>
+          <w:trHeight w:val="576"/>
+        </w:trPr>
+        <w:tc>
+          <w:tcPr>
+            <w:tcW w:w="2696" w:type="dxa"/>
+            <w:gridSpan w:val="2"/>
+            <w:tcBorders>
+              <w:top w:val="single" w:sz="18" w:space="0" w:color="auto"/>
+            </w:tcBorders>
+            <w:vAlign w:val="center"/>
+          </w:tcPr>
+          <w:p>
+            <w:pPr>
+              <w:rPr>
+                <w:b/>
+                <w:bCs/>
+                <w:sz w:val="28"/>
+                <w:szCs w:val="28"/>
+              </w:rPr>
+            </w:pPr>
+          </w:p>
+        </w:tc>
+        <w:tc>
+          <w:tcPr>
+            <w:tcW w:w="2698" w:type="dxa"/>
+            <w:gridSpan w:val="2"/>
+            <w:vAlign w:val="center"/>
+          </w:tcPr>
+          <w:p>
+            <w:pPr>
+              <w:rPr>
+                <w:b/>
+                <w:bCs/>
+                <w:sz w:val="28"/>
+                <w:szCs w:val="28"/>
+              </w:rPr>
+            </w:pPr>
+          </w:p>
+        </w:tc>
+        <w:tc>
+          <w:tcPr>
+            <w:tcW w:w="2697" w:type="dxa"/>
+            <w:gridSpan w:val="3"/>
+            <w:tcBorders>
+              <w:top w:val="single" w:sz="18" w:space="0" w:color="auto"/>
+            </w:tcBorders>
+            <w:vAlign w:val="center"/>
+          </w:tcPr>
+          <w:p>
+            <w:pPr>
+              <w:rPr>
+                <w:b/>
+                <w:bCs/>
+                <w:sz w:val="28"/>
+                <w:szCs w:val="28"/>
+              </w:rPr>
+            </w:pPr>
+          </w:p>
+        </w:tc>
+        <w:tc>
+          <w:tcPr>
+            <w:tcW w:w="2699" w:type="dxa"/>
+            <w:vAlign w:val="center"/>
+          </w:tcPr>
+          <w:p>
+            <w:pPr>
+              <w:rPr>
+                <w:b/>
+                <w:bCs/>
+                <w:sz w:val="28"/>
+                <w:szCs w:val="28"/>
+              </w:rPr>
+            </w:pPr>
           </w:p>
         </w:tc>
       </w:tr>
@@ -111,392 +1289,6 @@
           <w:szCs w:val="40"/>
         </w:rPr>
       </w:pPr>
-    </w:p>
-    <w:p>
-      <w:pPr>
-        <w:rPr>
-          <w:b/>
-          <w:sz w:val="36"/>
-          <w:szCs w:val="40"/>
-        </w:rPr>
-      </w:pPr>
-      <w:r>
-        <w:rPr>
-          <w:b/>
-          <w:sz w:val="36"/>
-          <w:szCs w:val="40"/>
-        </w:rPr>
-        <w:t>TEACHER’S NAME: ____</w:t>
-      </w:r>
-      <w:r>
-        <w:rPr>
-          <w:b/>
-          <w:sz w:val="36"/>
-          <w:szCs w:val="40"/>
-        </w:rPr>
-        <w:t>________________</w:t>
-      </w:r>
-      <w:r>
-        <w:rPr>
-          <w:b/>
-          <w:sz w:val="36"/>
-          <w:szCs w:val="40"/>
-        </w:rPr>
-        <w:t xml:space="preserve">         </w:t>
-      </w:r>
-      <w:proofErr w:type="gramStart"/>
-      <w:r>
-        <w:rPr>
-          <w:b/>
-          <w:sz w:val="36"/>
-          <w:szCs w:val="40"/>
-        </w:rPr>
-        <w:t>CLASS :</w:t>
-      </w:r>
-      <w:proofErr w:type="gramEnd"/>
-      <w:r>
-        <w:rPr>
-          <w:b/>
-          <w:sz w:val="36"/>
-          <w:szCs w:val="40"/>
-        </w:rPr>
-        <w:t xml:space="preserve"> ____________</w:t>
-      </w:r>
-    </w:p>
-    <w:p>
-      <w:pPr>
-        <w:rPr>
-          <w:b/>
-          <w:sz w:val="36"/>
-          <w:szCs w:val="40"/>
-        </w:rPr>
-      </w:pPr>
-      <w:r>
-        <w:rPr>
-          <w:b/>
-          <w:sz w:val="36"/>
-          <w:szCs w:val="40"/>
-        </w:rPr>
-        <w:t xml:space="preserve"> </w:t>
-      </w:r>
-    </w:p>
-    <w:p>
-      <w:pPr>
-        <w:rPr>
-          <w:b/>
-          <w:sz w:val="36"/>
-          <w:szCs w:val="40"/>
-        </w:rPr>
-      </w:pPr>
-      <w:r>
-        <w:rPr>
-          <w:b/>
-          <w:sz w:val="36"/>
-          <w:szCs w:val="40"/>
-        </w:rPr>
-        <w:t>Tim</w:t>
-      </w:r>
-      <w:r>
-        <w:rPr>
-          <w:b/>
-          <w:sz w:val="36"/>
-          <w:szCs w:val="40"/>
-        </w:rPr>
-        <w:t>e (leaving) __________________</w:t>
-      </w:r>
-      <w:r>
-        <w:rPr>
-          <w:b/>
-          <w:sz w:val="36"/>
-          <w:szCs w:val="40"/>
-        </w:rPr>
-        <w:t xml:space="preserve">no. of leave </w:t>
-      </w:r>
-      <w:proofErr w:type="gramStart"/>
-      <w:r>
-        <w:rPr>
-          <w:b/>
-          <w:sz w:val="36"/>
-          <w:szCs w:val="40"/>
-        </w:rPr>
-        <w:t>days</w:t>
-      </w:r>
-      <w:proofErr w:type="gramEnd"/>
-      <w:r>
-        <w:rPr>
-          <w:b/>
-          <w:sz w:val="36"/>
-          <w:szCs w:val="40"/>
-        </w:rPr>
-        <w:t xml:space="preserve"> _____________</w:t>
-      </w:r>
-    </w:p>
-    <w:p>
-      <w:pPr>
-        <w:rPr>
-          <w:b/>
-          <w:sz w:val="36"/>
-          <w:szCs w:val="40"/>
-        </w:rPr>
-      </w:pPr>
-    </w:p>
-    <w:p>
-      <w:pPr>
-        <w:rPr>
-          <w:b/>
-          <w:sz w:val="36"/>
-          <w:szCs w:val="40"/>
-        </w:rPr>
-      </w:pPr>
-      <w:proofErr w:type="gramStart"/>
-      <w:r>
-        <w:rPr>
-          <w:b/>
-          <w:sz w:val="36"/>
-          <w:szCs w:val="40"/>
-        </w:rPr>
-        <w:t>Date :_</w:t>
-      </w:r>
-      <w:proofErr w:type="gramEnd"/>
-      <w:r>
-        <w:rPr>
-          <w:b/>
-          <w:sz w:val="36"/>
-          <w:szCs w:val="40"/>
-        </w:rPr>
-        <w:t>______________________</w:t>
-      </w:r>
-    </w:p>
-    <w:p>
-      <w:pPr>
-        <w:rPr>
-          <w:b/>
-          <w:sz w:val="36"/>
-          <w:szCs w:val="40"/>
-        </w:rPr>
-      </w:pPr>
-    </w:p>
-    <w:p>
-      <w:pPr>
-        <w:rPr>
-          <w:b/>
-          <w:sz w:val="36"/>
-          <w:szCs w:val="40"/>
-        </w:rPr>
-      </w:pPr>
-      <w:r>
-        <w:rPr>
-          <w:b/>
-          <w:sz w:val="36"/>
-          <w:szCs w:val="40"/>
-        </w:rPr>
-        <w:t>Reason _____________________________________________________</w:t>
-      </w:r>
-      <w:r>
-        <w:rPr>
-          <w:b/>
-          <w:sz w:val="36"/>
-          <w:szCs w:val="40"/>
-        </w:rPr>
-        <w:t>______</w:t>
-      </w:r>
-    </w:p>
-    <w:p>
-      <w:pPr>
-        <w:pBdr>
-          <w:bottom w:val="single" w:sz="12" w:space="1" w:color="auto"/>
-        </w:pBdr>
-        <w:rPr>
-          <w:b/>
-          <w:sz w:val="36"/>
-          <w:szCs w:val="40"/>
-        </w:rPr>
-      </w:pPr>
-    </w:p>
-    <w:p>
-      <w:pPr>
-        <w:rPr>
-          <w:b/>
-          <w:sz w:val="36"/>
-          <w:szCs w:val="40"/>
-        </w:rPr>
-      </w:pPr>
-    </w:p>
-    <w:tbl>
-      <w:tblPr>
-        <w:tblStyle w:val="TableGrid"/>
-        <w:tblpPr w:leftFromText="180" w:rightFromText="180" w:vertAnchor="text" w:horzAnchor="page" w:tblpX="3211" w:tblpY="30"/>
-        <w:tblW w:w="0" w:type="auto"/>
-        <w:tblLook w:val="04A0" w:firstRow="1" w:lastRow="0" w:firstColumn="1" w:lastColumn="0" w:noHBand="0" w:noVBand="1"/>
-      </w:tblPr>
-      <w:tblGrid>
-        <w:gridCol w:w="1564"/>
-        <w:gridCol w:w="1564"/>
-      </w:tblGrid>
-      <w:tr>
-        <w:trPr>
-          <w:trHeight w:val="260"/>
-        </w:trPr>
-        <w:tc>
-          <w:tcPr>
-            <w:tcW w:w="1564" w:type="dxa"/>
-          </w:tcPr>
-          <w:p>
-            <w:pPr>
-              <w:rPr>
-                <w:b/>
-                <w:sz w:val="36"/>
-                <w:szCs w:val="40"/>
-              </w:rPr>
-            </w:pPr>
-            <w:r>
-              <w:rPr>
-                <w:b/>
-                <w:sz w:val="36"/>
-                <w:szCs w:val="40"/>
-              </w:rPr>
-              <w:t>yes</w:t>
-            </w:r>
-          </w:p>
-        </w:tc>
-        <w:tc>
-          <w:tcPr>
-            <w:tcW w:w="1564" w:type="dxa"/>
-          </w:tcPr>
-          <w:p>
-            <w:pPr>
-              <w:rPr>
-                <w:b/>
-                <w:sz w:val="36"/>
-                <w:szCs w:val="40"/>
-              </w:rPr>
-            </w:pPr>
-            <w:r>
-              <w:rPr>
-                <w:b/>
-                <w:sz w:val="36"/>
-                <w:szCs w:val="40"/>
-              </w:rPr>
-              <w:t>no</w:t>
-            </w:r>
-          </w:p>
-        </w:tc>
-      </w:tr>
-    </w:tbl>
-    <w:p>
-      <w:pPr>
-        <w:rPr>
-          <w:b/>
-          <w:sz w:val="36"/>
-          <w:szCs w:val="40"/>
-        </w:rPr>
-      </w:pPr>
-      <w:r>
-        <w:rPr>
-          <w:b/>
-          <w:sz w:val="36"/>
-          <w:szCs w:val="40"/>
-        </w:rPr>
-        <w:t xml:space="preserve">Approved </w:t>
-      </w:r>
-    </w:p>
-    <w:p>
-      <w:pPr>
-        <w:rPr>
-          <w:b/>
-          <w:sz w:val="36"/>
-          <w:szCs w:val="40"/>
-        </w:rPr>
-      </w:pPr>
-    </w:p>
-    <w:p>
-      <w:pPr>
-        <w:rPr>
-          <w:b/>
-          <w:sz w:val="36"/>
-          <w:szCs w:val="40"/>
-        </w:rPr>
-      </w:pPr>
-      <w:r>
-        <w:rPr>
-          <w:b/>
-          <w:sz w:val="36"/>
-          <w:szCs w:val="40"/>
-        </w:rPr>
-        <w:t>Teacher’s sign ___________________</w:t>
-      </w:r>
-    </w:p>
-    <w:p>
-      <w:pPr>
-        <w:rPr>
-          <w:b/>
-          <w:sz w:val="36"/>
-          <w:szCs w:val="40"/>
-        </w:rPr>
-      </w:pPr>
-    </w:p>
-    <w:p>
-      <w:pPr>
-        <w:rPr>
-          <w:b/>
-          <w:sz w:val="36"/>
-          <w:szCs w:val="40"/>
-        </w:rPr>
-      </w:pPr>
-    </w:p>
-    <w:p>
-      <w:pPr>
-        <w:rPr>
-          <w:b/>
-          <w:sz w:val="36"/>
-          <w:szCs w:val="40"/>
-        </w:rPr>
-      </w:pPr>
-    </w:p>
-    <w:p>
-      <w:pPr>
-        <w:rPr>
-          <w:b/>
-          <w:sz w:val="36"/>
-          <w:szCs w:val="40"/>
-        </w:rPr>
-      </w:pPr>
-      <w:r>
-        <w:rPr>
-          <w:b/>
-          <w:sz w:val="36"/>
-          <w:szCs w:val="40"/>
-        </w:rPr>
-        <w:t xml:space="preserve">                                                     </w:t>
-      </w:r>
-      <w:bookmarkStart w:id="0" w:name="_GoBack"/>
-      <w:bookmarkEnd w:id="0"/>
-      <w:proofErr w:type="spellStart"/>
-      <w:r>
-        <w:rPr>
-          <w:b/>
-          <w:sz w:val="36"/>
-          <w:szCs w:val="40"/>
-        </w:rPr>
-        <w:t>CoOrdinator</w:t>
-      </w:r>
-      <w:proofErr w:type="spellEnd"/>
-      <w:r>
-        <w:rPr>
-          <w:b/>
-          <w:sz w:val="36"/>
-          <w:szCs w:val="40"/>
-        </w:rPr>
-        <w:t xml:space="preserve"> </w:t>
-      </w:r>
-      <w:r>
-        <w:rPr>
-          <w:b/>
-          <w:sz w:val="36"/>
-          <w:szCs w:val="40"/>
-        </w:rPr>
-        <w:t>_____________________</w:t>
-      </w:r>
     </w:p>
     <w:sectPr>
       <w:pgSz w:w="12240" w:h="15840"/>
@@ -509,7 +1301,7 @@
 </file>
 
 <file path=word/styles.xml><?xml version="1.0" encoding="utf-8"?>
-<w:styles xmlns:mc="http://schemas.openxmlformats.org/markup-compatibility/2006" xmlns:r="http://schemas.openxmlformats.org/officeDocument/2006/relationships" xmlns:w="http://schemas.openxmlformats.org/wordprocessingml/2006/main" xmlns:w14="http://schemas.microsoft.com/office/word/2010/wordml" xmlns:w15="http://schemas.microsoft.com/office/word/2012/wordml" mc:Ignorable="w14 w15">
+<w:styles xmlns:mc="http://schemas.openxmlformats.org/markup-compatibility/2006" xmlns:r="http://schemas.openxmlformats.org/officeDocument/2006/relationships" xmlns:w="http://schemas.openxmlformats.org/wordprocessingml/2006/main" xmlns:w14="http://schemas.microsoft.com/office/word/2010/wordml" xmlns:w15="http://schemas.microsoft.com/office/word/2012/wordml" xmlns:w16cex="http://schemas.microsoft.com/office/word/2018/wordml/cex" xmlns:w16cid="http://schemas.microsoft.com/office/word/2016/wordml/cid" xmlns:w16="http://schemas.microsoft.com/office/word/2018/wordml" xmlns:w16du="http://schemas.microsoft.com/office/word/2023/wordml/word16du" xmlns:w16sdtdh="http://schemas.microsoft.com/office/word/2020/wordml/sdtdatahash" xmlns:w16sdtfl="http://schemas.microsoft.com/office/word/2024/wordml/sdtformatlock" xmlns:w16se="http://schemas.microsoft.com/office/word/2015/wordml/symex" mc:Ignorable="w14 w15 w16se w16cid w16 w16cex w16sdtdh w16sdtfl w16du">
   <w:docDefaults>
     <w:rPrDefault>
       <w:rPr>
@@ -525,7 +1317,7 @@
       </w:pPr>
     </w:pPrDefault>
   </w:docDefaults>
-  <w:latentStyles w:defLockedState="0" w:defUIPriority="99" w:defSemiHidden="0" w:defUnhideWhenUsed="0" w:defQFormat="0" w:count="371">
+  <w:latentStyles w:defLockedState="0" w:defUIPriority="99" w:defSemiHidden="0" w:defUnhideWhenUsed="0" w:defQFormat="0" w:count="376">
     <w:lsdException w:name="Normal" w:uiPriority="0" w:qFormat="1"/>
     <w:lsdException w:name="heading 1" w:uiPriority="9" w:qFormat="1"/>
     <w:lsdException w:name="heading 2" w:semiHidden="1" w:uiPriority="9" w:unhideWhenUsed="1" w:qFormat="1"/>
@@ -897,6 +1689,11 @@
     <w:lsdException w:name="List Table 5 Dark Accent 6" w:uiPriority="50"/>
     <w:lsdException w:name="List Table 6 Colorful Accent 6" w:uiPriority="51"/>
     <w:lsdException w:name="List Table 7 Colorful Accent 6" w:uiPriority="52"/>
+    <w:lsdException w:name="Mention" w:semiHidden="1" w:unhideWhenUsed="1"/>
+    <w:lsdException w:name="Smart Hyperlink" w:semiHidden="1" w:unhideWhenUsed="1"/>
+    <w:lsdException w:name="Hashtag" w:semiHidden="1" w:unhideWhenUsed="1"/>
+    <w:lsdException w:name="Unresolved Mention" w:semiHidden="1" w:unhideWhenUsed="1"/>
+    <w:lsdException w:name="Smart Link" w:semiHidden="1" w:unhideWhenUsed="1"/>
   </w:latentStyles>
   <w:style w:type="paragraph" w:default="1" w:styleId="Normal">
     <w:name w:val="Normal"/>
@@ -938,7 +1735,6 @@
       <w:spacing w:after="0" w:line="240" w:lineRule="auto"/>
     </w:pPr>
     <w:tblPr>
-      <w:tblInd w:w="0" w:type="dxa"/>
       <w:tblBorders>
         <w:top w:val="single" w:sz="4" w:space="0" w:color="auto"/>
         <w:left w:val="single" w:sz="4" w:space="0" w:color="auto"/>
@@ -947,12 +1743,6 @@
         <w:insideH w:val="single" w:sz="4" w:space="0" w:color="auto"/>
         <w:insideV w:val="single" w:sz="4" w:space="0" w:color="auto"/>
       </w:tblBorders>
-      <w:tblCellMar>
-        <w:top w:w="0" w:type="dxa"/>
-        <w:left w:w="108" w:type="dxa"/>
-        <w:bottom w:w="0" w:type="dxa"/>
-        <w:right w:w="108" w:type="dxa"/>
-      </w:tblCellMar>
     </w:tblPr>
   </w:style>
 </w:styles>
